--- a/financial econometrics_plan de clase 202630.docx
+++ b/financial econometrics_plan de clase 202630.docx
@@ -10,7 +10,7 @@
     <w:p/>
     <w:p>
       <w:pPr>
-        <w:pStyle w:val="ListParagraph"/>
+        <w:pStyle w:val="Prrafodelista"/>
         <w:numPr>
           <w:ilvl w:val="0"/>
           <w:numId w:val="1"/>
@@ -22,7 +22,7 @@
     </w:p>
     <w:p>
       <w:pPr>
-        <w:pStyle w:val="ListParagraph"/>
+        <w:pStyle w:val="Prrafodelista"/>
         <w:numPr>
           <w:ilvl w:val="1"/>
           <w:numId w:val="1"/>
@@ -34,7 +34,7 @@
     </w:p>
     <w:p>
       <w:pPr>
-        <w:pStyle w:val="ListParagraph"/>
+        <w:pStyle w:val="Prrafodelista"/>
         <w:numPr>
           <w:ilvl w:val="1"/>
           <w:numId w:val="1"/>
@@ -46,7 +46,7 @@
     </w:p>
     <w:p>
       <w:pPr>
-        <w:pStyle w:val="ListParagraph"/>
+        <w:pStyle w:val="Prrafodelista"/>
         <w:numPr>
           <w:ilvl w:val="0"/>
           <w:numId w:val="1"/>
@@ -61,7 +61,7 @@
     </w:p>
     <w:p>
       <w:pPr>
-        <w:pStyle w:val="ListParagraph"/>
+        <w:pStyle w:val="Prrafodelista"/>
         <w:numPr>
           <w:ilvl w:val="1"/>
           <w:numId w:val="1"/>
@@ -73,7 +73,7 @@
     </w:p>
     <w:p>
       <w:pPr>
-        <w:pStyle w:val="ListParagraph"/>
+        <w:pStyle w:val="Prrafodelista"/>
         <w:numPr>
           <w:ilvl w:val="1"/>
           <w:numId w:val="1"/>
@@ -85,7 +85,7 @@
     </w:p>
     <w:p>
       <w:pPr>
-        <w:pStyle w:val="ListParagraph"/>
+        <w:pStyle w:val="Prrafodelista"/>
         <w:numPr>
           <w:ilvl w:val="1"/>
           <w:numId w:val="1"/>
@@ -97,7 +97,7 @@
     </w:p>
     <w:p>
       <w:pPr>
-        <w:pStyle w:val="ListParagraph"/>
+        <w:pStyle w:val="Prrafodelista"/>
         <w:numPr>
           <w:ilvl w:val="1"/>
           <w:numId w:val="1"/>
@@ -109,7 +109,7 @@
     </w:p>
     <w:p>
       <w:pPr>
-        <w:pStyle w:val="ListParagraph"/>
+        <w:pStyle w:val="Prrafodelista"/>
         <w:numPr>
           <w:ilvl w:val="1"/>
           <w:numId w:val="1"/>
@@ -121,7 +121,7 @@
     </w:p>
     <w:p>
       <w:pPr>
-        <w:pStyle w:val="ListParagraph"/>
+        <w:pStyle w:val="Prrafodelista"/>
         <w:numPr>
           <w:ilvl w:val="1"/>
           <w:numId w:val="1"/>
@@ -133,7 +133,7 @@
     </w:p>
     <w:p>
       <w:pPr>
-        <w:pStyle w:val="ListParagraph"/>
+        <w:pStyle w:val="Prrafodelista"/>
         <w:numPr>
           <w:ilvl w:val="1"/>
           <w:numId w:val="1"/>
@@ -145,7 +145,7 @@
     </w:p>
     <w:p>
       <w:pPr>
-        <w:pStyle w:val="ListParagraph"/>
+        <w:pStyle w:val="Prrafodelista"/>
         <w:numPr>
           <w:ilvl w:val="0"/>
           <w:numId w:val="1"/>
@@ -157,7 +157,7 @@
     </w:p>
     <w:p>
       <w:pPr>
-        <w:pStyle w:val="ListParagraph"/>
+        <w:pStyle w:val="Prrafodelista"/>
         <w:numPr>
           <w:ilvl w:val="0"/>
           <w:numId w:val="1"/>
@@ -169,7 +169,7 @@
     </w:p>
     <w:p>
       <w:pPr>
-        <w:pStyle w:val="ListParagraph"/>
+        <w:pStyle w:val="Prrafodelista"/>
         <w:numPr>
           <w:ilvl w:val="1"/>
           <w:numId w:val="1"/>
@@ -181,7 +181,7 @@
     </w:p>
     <w:p>
       <w:pPr>
-        <w:pStyle w:val="ListParagraph"/>
+        <w:pStyle w:val="Prrafodelista"/>
         <w:numPr>
           <w:ilvl w:val="1"/>
           <w:numId w:val="1"/>
@@ -193,7 +193,7 @@
     </w:p>
     <w:p>
       <w:pPr>
-        <w:pStyle w:val="ListParagraph"/>
+        <w:pStyle w:val="Prrafodelista"/>
         <w:numPr>
           <w:ilvl w:val="1"/>
           <w:numId w:val="1"/>
@@ -205,7 +205,7 @@
     </w:p>
     <w:p>
       <w:pPr>
-        <w:pStyle w:val="ListParagraph"/>
+        <w:pStyle w:val="Prrafodelista"/>
         <w:numPr>
           <w:ilvl w:val="0"/>
           <w:numId w:val="1"/>
@@ -217,7 +217,7 @@
     </w:p>
     <w:p>
       <w:pPr>
-        <w:pStyle w:val="ListParagraph"/>
+        <w:pStyle w:val="Prrafodelista"/>
         <w:numPr>
           <w:ilvl w:val="1"/>
           <w:numId w:val="1"/>
@@ -229,7 +229,7 @@
     </w:p>
     <w:p>
       <w:pPr>
-        <w:pStyle w:val="ListParagraph"/>
+        <w:pStyle w:val="Prrafodelista"/>
         <w:numPr>
           <w:ilvl w:val="1"/>
           <w:numId w:val="1"/>
@@ -241,7 +241,7 @@
     </w:p>
     <w:p>
       <w:pPr>
-        <w:pStyle w:val="ListParagraph"/>
+        <w:pStyle w:val="Prrafodelista"/>
         <w:numPr>
           <w:ilvl w:val="0"/>
           <w:numId w:val="1"/>
@@ -760,11 +760,11 @@
     <w:name w:val="Normal"/>
     <w:qFormat/>
   </w:style>
-  <w:style w:type="paragraph" w:styleId="Heading1">
+  <w:style w:type="paragraph" w:styleId="Ttulo1">
     <w:name w:val="heading 1"/>
     <w:basedOn w:val="Normal"/>
     <w:next w:val="Normal"/>
-    <w:link w:val="Heading1Char"/>
+    <w:link w:val="Ttulo1Car"/>
     <w:uiPriority w:val="9"/>
     <w:qFormat/>
     <w:rsid w:val="00707230"/>
@@ -781,11 +781,11 @@
       <w:szCs w:val="40"/>
     </w:rPr>
   </w:style>
-  <w:style w:type="paragraph" w:styleId="Heading2">
+  <w:style w:type="paragraph" w:styleId="Ttulo2">
     <w:name w:val="heading 2"/>
     <w:basedOn w:val="Normal"/>
     <w:next w:val="Normal"/>
-    <w:link w:val="Heading2Char"/>
+    <w:link w:val="Ttulo2Car"/>
     <w:uiPriority w:val="9"/>
     <w:semiHidden/>
     <w:unhideWhenUsed/>
@@ -804,11 +804,11 @@
       <w:szCs w:val="32"/>
     </w:rPr>
   </w:style>
-  <w:style w:type="paragraph" w:styleId="Heading3">
+  <w:style w:type="paragraph" w:styleId="Ttulo3">
     <w:name w:val="heading 3"/>
     <w:basedOn w:val="Normal"/>
     <w:next w:val="Normal"/>
-    <w:link w:val="Heading3Char"/>
+    <w:link w:val="Ttulo3Car"/>
     <w:uiPriority w:val="9"/>
     <w:semiHidden/>
     <w:unhideWhenUsed/>
@@ -827,11 +827,11 @@
       <w:szCs w:val="28"/>
     </w:rPr>
   </w:style>
-  <w:style w:type="paragraph" w:styleId="Heading4">
+  <w:style w:type="paragraph" w:styleId="Ttulo4">
     <w:name w:val="heading 4"/>
     <w:basedOn w:val="Normal"/>
     <w:next w:val="Normal"/>
-    <w:link w:val="Heading4Char"/>
+    <w:link w:val="Ttulo4Car"/>
     <w:uiPriority w:val="9"/>
     <w:semiHidden/>
     <w:unhideWhenUsed/>
@@ -850,11 +850,11 @@
       <w:color w:val="0F4761" w:themeColor="accent1" w:themeShade="BF"/>
     </w:rPr>
   </w:style>
-  <w:style w:type="paragraph" w:styleId="Heading5">
+  <w:style w:type="paragraph" w:styleId="Ttulo5">
     <w:name w:val="heading 5"/>
     <w:basedOn w:val="Normal"/>
     <w:next w:val="Normal"/>
-    <w:link w:val="Heading5Char"/>
+    <w:link w:val="Ttulo5Car"/>
     <w:uiPriority w:val="9"/>
     <w:semiHidden/>
     <w:unhideWhenUsed/>
@@ -871,11 +871,11 @@
       <w:color w:val="0F4761" w:themeColor="accent1" w:themeShade="BF"/>
     </w:rPr>
   </w:style>
-  <w:style w:type="paragraph" w:styleId="Heading6">
+  <w:style w:type="paragraph" w:styleId="Ttulo6">
     <w:name w:val="heading 6"/>
     <w:basedOn w:val="Normal"/>
     <w:next w:val="Normal"/>
-    <w:link w:val="Heading6Char"/>
+    <w:link w:val="Ttulo6Car"/>
     <w:uiPriority w:val="9"/>
     <w:semiHidden/>
     <w:unhideWhenUsed/>
@@ -894,11 +894,11 @@
       <w:color w:val="595959" w:themeColor="text1" w:themeTint="A6"/>
     </w:rPr>
   </w:style>
-  <w:style w:type="paragraph" w:styleId="Heading7">
+  <w:style w:type="paragraph" w:styleId="Ttulo7">
     <w:name w:val="heading 7"/>
     <w:basedOn w:val="Normal"/>
     <w:next w:val="Normal"/>
-    <w:link w:val="Heading7Char"/>
+    <w:link w:val="Ttulo7Car"/>
     <w:uiPriority w:val="9"/>
     <w:semiHidden/>
     <w:unhideWhenUsed/>
@@ -915,11 +915,11 @@
       <w:color w:val="595959" w:themeColor="text1" w:themeTint="A6"/>
     </w:rPr>
   </w:style>
-  <w:style w:type="paragraph" w:styleId="Heading8">
+  <w:style w:type="paragraph" w:styleId="Ttulo8">
     <w:name w:val="heading 8"/>
     <w:basedOn w:val="Normal"/>
     <w:next w:val="Normal"/>
-    <w:link w:val="Heading8Char"/>
+    <w:link w:val="Ttulo8Car"/>
     <w:uiPriority w:val="9"/>
     <w:semiHidden/>
     <w:unhideWhenUsed/>
@@ -938,11 +938,11 @@
       <w:color w:val="272727" w:themeColor="text1" w:themeTint="D8"/>
     </w:rPr>
   </w:style>
-  <w:style w:type="paragraph" w:styleId="Heading9">
+  <w:style w:type="paragraph" w:styleId="Ttulo9">
     <w:name w:val="heading 9"/>
     <w:basedOn w:val="Normal"/>
     <w:next w:val="Normal"/>
-    <w:link w:val="Heading9Char"/>
+    <w:link w:val="Ttulo9Car"/>
     <w:uiPriority w:val="9"/>
     <w:semiHidden/>
     <w:unhideWhenUsed/>
@@ -959,13 +959,13 @@
       <w:color w:val="272727" w:themeColor="text1" w:themeTint="D8"/>
     </w:rPr>
   </w:style>
-  <w:style w:type="character" w:default="1" w:styleId="DefaultParagraphFont">
+  <w:style w:type="character" w:default="1" w:styleId="Fuentedeprrafopredeter">
     <w:name w:val="Default Paragraph Font"/>
     <w:uiPriority w:val="1"/>
     <w:semiHidden/>
     <w:unhideWhenUsed/>
   </w:style>
-  <w:style w:type="table" w:default="1" w:styleId="TableNormal">
+  <w:style w:type="table" w:default="1" w:styleId="Tablanormal">
     <w:name w:val="Normal Table"/>
     <w:uiPriority w:val="99"/>
     <w:semiHidden/>
@@ -980,16 +980,16 @@
       </w:tblCellMar>
     </w:tblPr>
   </w:style>
-  <w:style w:type="numbering" w:default="1" w:styleId="NoList">
+  <w:style w:type="numbering" w:default="1" w:styleId="Sinlista">
     <w:name w:val="No List"/>
     <w:uiPriority w:val="99"/>
     <w:semiHidden/>
     <w:unhideWhenUsed/>
   </w:style>
-  <w:style w:type="character" w:customStyle="1" w:styleId="Heading1Char">
-    <w:name w:val="Heading 1 Char"/>
-    <w:basedOn w:val="DefaultParagraphFont"/>
-    <w:link w:val="Heading1"/>
+  <w:style w:type="character" w:customStyle="1" w:styleId="Ttulo1Car">
+    <w:name w:val="Título 1 Car"/>
+    <w:basedOn w:val="Fuentedeprrafopredeter"/>
+    <w:link w:val="Ttulo1"/>
     <w:uiPriority w:val="9"/>
     <w:rsid w:val="00707230"/>
     <w:rPr>
@@ -999,10 +999,10 @@
       <w:szCs w:val="40"/>
     </w:rPr>
   </w:style>
-  <w:style w:type="character" w:customStyle="1" w:styleId="Heading2Char">
-    <w:name w:val="Heading 2 Char"/>
-    <w:basedOn w:val="DefaultParagraphFont"/>
-    <w:link w:val="Heading2"/>
+  <w:style w:type="character" w:customStyle="1" w:styleId="Ttulo2Car">
+    <w:name w:val="Título 2 Car"/>
+    <w:basedOn w:val="Fuentedeprrafopredeter"/>
+    <w:link w:val="Ttulo2"/>
     <w:uiPriority w:val="9"/>
     <w:semiHidden/>
     <w:rsid w:val="00707230"/>
@@ -1013,10 +1013,10 @@
       <w:szCs w:val="32"/>
     </w:rPr>
   </w:style>
-  <w:style w:type="character" w:customStyle="1" w:styleId="Heading3Char">
-    <w:name w:val="Heading 3 Char"/>
-    <w:basedOn w:val="DefaultParagraphFont"/>
-    <w:link w:val="Heading3"/>
+  <w:style w:type="character" w:customStyle="1" w:styleId="Ttulo3Car">
+    <w:name w:val="Título 3 Car"/>
+    <w:basedOn w:val="Fuentedeprrafopredeter"/>
+    <w:link w:val="Ttulo3"/>
     <w:uiPriority w:val="9"/>
     <w:semiHidden/>
     <w:rsid w:val="00707230"/>
@@ -1027,10 +1027,10 @@
       <w:szCs w:val="28"/>
     </w:rPr>
   </w:style>
-  <w:style w:type="character" w:customStyle="1" w:styleId="Heading4Char">
-    <w:name w:val="Heading 4 Char"/>
-    <w:basedOn w:val="DefaultParagraphFont"/>
-    <w:link w:val="Heading4"/>
+  <w:style w:type="character" w:customStyle="1" w:styleId="Ttulo4Car">
+    <w:name w:val="Título 4 Car"/>
+    <w:basedOn w:val="Fuentedeprrafopredeter"/>
+    <w:link w:val="Ttulo4"/>
     <w:uiPriority w:val="9"/>
     <w:semiHidden/>
     <w:rsid w:val="00707230"/>
@@ -1041,10 +1041,10 @@
       <w:color w:val="0F4761" w:themeColor="accent1" w:themeShade="BF"/>
     </w:rPr>
   </w:style>
-  <w:style w:type="character" w:customStyle="1" w:styleId="Heading5Char">
-    <w:name w:val="Heading 5 Char"/>
-    <w:basedOn w:val="DefaultParagraphFont"/>
-    <w:link w:val="Heading5"/>
+  <w:style w:type="character" w:customStyle="1" w:styleId="Ttulo5Car">
+    <w:name w:val="Título 5 Car"/>
+    <w:basedOn w:val="Fuentedeprrafopredeter"/>
+    <w:link w:val="Ttulo5"/>
     <w:uiPriority w:val="9"/>
     <w:semiHidden/>
     <w:rsid w:val="00707230"/>
@@ -1053,10 +1053,10 @@
       <w:color w:val="0F4761" w:themeColor="accent1" w:themeShade="BF"/>
     </w:rPr>
   </w:style>
-  <w:style w:type="character" w:customStyle="1" w:styleId="Heading6Char">
-    <w:name w:val="Heading 6 Char"/>
-    <w:basedOn w:val="DefaultParagraphFont"/>
-    <w:link w:val="Heading6"/>
+  <w:style w:type="character" w:customStyle="1" w:styleId="Ttulo6Car">
+    <w:name w:val="Título 6 Car"/>
+    <w:basedOn w:val="Fuentedeprrafopredeter"/>
+    <w:link w:val="Ttulo6"/>
     <w:uiPriority w:val="9"/>
     <w:semiHidden/>
     <w:rsid w:val="00707230"/>
@@ -1067,10 +1067,10 @@
       <w:color w:val="595959" w:themeColor="text1" w:themeTint="A6"/>
     </w:rPr>
   </w:style>
-  <w:style w:type="character" w:customStyle="1" w:styleId="Heading7Char">
-    <w:name w:val="Heading 7 Char"/>
-    <w:basedOn w:val="DefaultParagraphFont"/>
-    <w:link w:val="Heading7"/>
+  <w:style w:type="character" w:customStyle="1" w:styleId="Ttulo7Car">
+    <w:name w:val="Título 7 Car"/>
+    <w:basedOn w:val="Fuentedeprrafopredeter"/>
+    <w:link w:val="Ttulo7"/>
     <w:uiPriority w:val="9"/>
     <w:semiHidden/>
     <w:rsid w:val="00707230"/>
@@ -1079,10 +1079,10 @@
       <w:color w:val="595959" w:themeColor="text1" w:themeTint="A6"/>
     </w:rPr>
   </w:style>
-  <w:style w:type="character" w:customStyle="1" w:styleId="Heading8Char">
-    <w:name w:val="Heading 8 Char"/>
-    <w:basedOn w:val="DefaultParagraphFont"/>
-    <w:link w:val="Heading8"/>
+  <w:style w:type="character" w:customStyle="1" w:styleId="Ttulo8Car">
+    <w:name w:val="Título 8 Car"/>
+    <w:basedOn w:val="Fuentedeprrafopredeter"/>
+    <w:link w:val="Ttulo8"/>
     <w:uiPriority w:val="9"/>
     <w:semiHidden/>
     <w:rsid w:val="00707230"/>
@@ -1093,10 +1093,10 @@
       <w:color w:val="272727" w:themeColor="text1" w:themeTint="D8"/>
     </w:rPr>
   </w:style>
-  <w:style w:type="character" w:customStyle="1" w:styleId="Heading9Char">
-    <w:name w:val="Heading 9 Char"/>
-    <w:basedOn w:val="DefaultParagraphFont"/>
-    <w:link w:val="Heading9"/>
+  <w:style w:type="character" w:customStyle="1" w:styleId="Ttulo9Car">
+    <w:name w:val="Título 9 Car"/>
+    <w:basedOn w:val="Fuentedeprrafopredeter"/>
+    <w:link w:val="Ttulo9"/>
     <w:uiPriority w:val="9"/>
     <w:semiHidden/>
     <w:rsid w:val="00707230"/>
@@ -1105,11 +1105,11 @@
       <w:color w:val="272727" w:themeColor="text1" w:themeTint="D8"/>
     </w:rPr>
   </w:style>
-  <w:style w:type="paragraph" w:styleId="Title">
+  <w:style w:type="paragraph" w:styleId="Ttulo">
     <w:name w:val="Title"/>
     <w:basedOn w:val="Normal"/>
     <w:next w:val="Normal"/>
-    <w:link w:val="TitleChar"/>
+    <w:link w:val="TtuloCar"/>
     <w:uiPriority w:val="10"/>
     <w:qFormat/>
     <w:rsid w:val="00707230"/>
@@ -1125,10 +1125,10 @@
       <w:szCs w:val="56"/>
     </w:rPr>
   </w:style>
-  <w:style w:type="character" w:customStyle="1" w:styleId="TitleChar">
-    <w:name w:val="Title Char"/>
-    <w:basedOn w:val="DefaultParagraphFont"/>
-    <w:link w:val="Title"/>
+  <w:style w:type="character" w:customStyle="1" w:styleId="TtuloCar">
+    <w:name w:val="Título Car"/>
+    <w:basedOn w:val="Fuentedeprrafopredeter"/>
+    <w:link w:val="Ttulo"/>
     <w:uiPriority w:val="10"/>
     <w:rsid w:val="00707230"/>
     <w:rPr>
@@ -1139,11 +1139,11 @@
       <w:szCs w:val="56"/>
     </w:rPr>
   </w:style>
-  <w:style w:type="paragraph" w:styleId="Subtitle">
+  <w:style w:type="paragraph" w:styleId="Subttulo">
     <w:name w:val="Subtitle"/>
     <w:basedOn w:val="Normal"/>
     <w:next w:val="Normal"/>
-    <w:link w:val="SubtitleChar"/>
+    <w:link w:val="SubttuloCar"/>
     <w:uiPriority w:val="11"/>
     <w:qFormat/>
     <w:rsid w:val="00707230"/>
@@ -1160,10 +1160,10 @@
       <w:szCs w:val="28"/>
     </w:rPr>
   </w:style>
-  <w:style w:type="character" w:customStyle="1" w:styleId="SubtitleChar">
-    <w:name w:val="Subtitle Char"/>
-    <w:basedOn w:val="DefaultParagraphFont"/>
-    <w:link w:val="Subtitle"/>
+  <w:style w:type="character" w:customStyle="1" w:styleId="SubttuloCar">
+    <w:name w:val="Subtítulo Car"/>
+    <w:basedOn w:val="Fuentedeprrafopredeter"/>
+    <w:link w:val="Subttulo"/>
     <w:uiPriority w:val="11"/>
     <w:rsid w:val="00707230"/>
     <w:rPr>
@@ -1174,11 +1174,11 @@
       <w:szCs w:val="28"/>
     </w:rPr>
   </w:style>
-  <w:style w:type="paragraph" w:styleId="Quote">
+  <w:style w:type="paragraph" w:styleId="Cita">
     <w:name w:val="Quote"/>
     <w:basedOn w:val="Normal"/>
     <w:next w:val="Normal"/>
-    <w:link w:val="QuoteChar"/>
+    <w:link w:val="CitaCar"/>
     <w:uiPriority w:val="29"/>
     <w:qFormat/>
     <w:rsid w:val="00707230"/>
@@ -1192,10 +1192,10 @@
       <w:color w:val="404040" w:themeColor="text1" w:themeTint="BF"/>
     </w:rPr>
   </w:style>
-  <w:style w:type="character" w:customStyle="1" w:styleId="QuoteChar">
-    <w:name w:val="Quote Char"/>
-    <w:basedOn w:val="DefaultParagraphFont"/>
-    <w:link w:val="Quote"/>
+  <w:style w:type="character" w:customStyle="1" w:styleId="CitaCar">
+    <w:name w:val="Cita Car"/>
+    <w:basedOn w:val="Fuentedeprrafopredeter"/>
+    <w:link w:val="Cita"/>
     <w:uiPriority w:val="29"/>
     <w:rsid w:val="00707230"/>
     <w:rPr>
@@ -1204,7 +1204,7 @@
       <w:color w:val="404040" w:themeColor="text1" w:themeTint="BF"/>
     </w:rPr>
   </w:style>
-  <w:style w:type="paragraph" w:styleId="ListParagraph">
+  <w:style w:type="paragraph" w:styleId="Prrafodelista">
     <w:name w:val="List Paragraph"/>
     <w:basedOn w:val="Normal"/>
     <w:uiPriority w:val="34"/>
@@ -1215,9 +1215,9 @@
       <w:contextualSpacing/>
     </w:pPr>
   </w:style>
-  <w:style w:type="character" w:styleId="IntenseEmphasis">
+  <w:style w:type="character" w:styleId="nfasisintenso">
     <w:name w:val="Intense Emphasis"/>
-    <w:basedOn w:val="DefaultParagraphFont"/>
+    <w:basedOn w:val="Fuentedeprrafopredeter"/>
     <w:uiPriority w:val="21"/>
     <w:qFormat/>
     <w:rsid w:val="00707230"/>
@@ -1227,11 +1227,11 @@
       <w:color w:val="0F4761" w:themeColor="accent1" w:themeShade="BF"/>
     </w:rPr>
   </w:style>
-  <w:style w:type="paragraph" w:styleId="IntenseQuote">
+  <w:style w:type="paragraph" w:styleId="Citadestacada">
     <w:name w:val="Intense Quote"/>
     <w:basedOn w:val="Normal"/>
     <w:next w:val="Normal"/>
-    <w:link w:val="IntenseQuoteChar"/>
+    <w:link w:val="CitadestacadaCar"/>
     <w:uiPriority w:val="30"/>
     <w:qFormat/>
     <w:rsid w:val="00707230"/>
@@ -1250,10 +1250,10 @@
       <w:color w:val="0F4761" w:themeColor="accent1" w:themeShade="BF"/>
     </w:rPr>
   </w:style>
-  <w:style w:type="character" w:customStyle="1" w:styleId="IntenseQuoteChar">
-    <w:name w:val="Intense Quote Char"/>
-    <w:basedOn w:val="DefaultParagraphFont"/>
-    <w:link w:val="IntenseQuote"/>
+  <w:style w:type="character" w:customStyle="1" w:styleId="CitadestacadaCar">
+    <w:name w:val="Cita destacada Car"/>
+    <w:basedOn w:val="Fuentedeprrafopredeter"/>
+    <w:link w:val="Citadestacada"/>
     <w:uiPriority w:val="30"/>
     <w:rsid w:val="00707230"/>
     <w:rPr>
@@ -1262,9 +1262,9 @@
       <w:color w:val="0F4761" w:themeColor="accent1" w:themeShade="BF"/>
     </w:rPr>
   </w:style>
-  <w:style w:type="character" w:styleId="IntenseReference">
+  <w:style w:type="character" w:styleId="Referenciaintensa">
     <w:name w:val="Intense Reference"/>
-    <w:basedOn w:val="DefaultParagraphFont"/>
+    <w:basedOn w:val="Fuentedeprrafopredeter"/>
     <w:uiPriority w:val="32"/>
     <w:qFormat/>
     <w:rsid w:val="00707230"/>
